--- a/Cover_letter.docx
+++ b/Cover_letter.docx
@@ -66,7 +66,7 @@
         <w:t>The finding we would lead with.</w:t>
       </w:r>
       <w:r>
-        <w:t xml:space="preserve"> The shorter the history, the more often the bowel was compromised. Bowel compromise was present in 52.6% of children operated within twelve hours of symptom onset and in 2.4% of those symptomatic for five to seven days; adjusted for rotation, age and sex, each doubling of symptom duration carried an odds ratio of 0.59 (95% CI 0.45–0.77). We do not read this as evidence that delay is safe, and the manuscript says so in as many words. The most economical explanation is that duration marks the physiology of the twist rather than a clock of accumulating injury: a complete, strangulating volvulus declares itself within hours, whereas a partial or intermittent one can persist for days precisely because it has not strangulated. The practical consequence runs against intuition — in a child with confirmed volvulus, a history measured in hours identifies the dangerous twist, and its brevity should raise rather than lower concern. Symptom duration is recorded on admission, before any operative finding is known, and is therefore available at the moment the decision is being made.</w:t>
+        <w:t xml:space="preserve"> The shorter the history, the more often the bowel was compromised. Bowel compromise was present in 52.6% of children operated within twelve hours of symptom onset and in 2.4% of those symptomatic for five to seven days; adjusted for rotation, age and sex, each doubling of symptom duration carried an odds ratio of 0.59 (95% CI 0.45–0.77). We do not read this as evidence that delay is safe, and the manuscript says so in as many words. The most economical explanation is that duration marks the physiology of the twist rather than a clock of accumulating injury: a complete, strangulating volvulus declares itself within hours, whereas a partial or intermittent one can persist for days precisely because it has not strangulated. The practical consequence runs against intuition — in a child with confirmed volvulus, a short history makes the dangerous twist more likely rather than less, and should raise rather than lower concern. Symptom duration is recorded on admission, before any operative finding is known, and is therefore available at the moment the decision is being made.</w:t>
       </w:r>
     </w:p>
     <w:p>
@@ -88,7 +88,7 @@
         <w:t>A negative result we think worth publishing.</w:t>
       </w:r>
       <w:r>
-        <w:t xml:space="preserve"> Preoperative C-reactive protein and the neutrophil count did carry information about the state of the bowel: in the 174 children with complete data the two jointly improved model fit (penalized likelihood ratio P = 0.005), although they changed discrimination little (ΔAUC +0.017). All of that information came from specimens that cannot be placed before the incision. Once specimens drawn on the day of surgery were excluded, the adjusted CRP odds ratio fell to 1.18 (0.70–1.89) and the likelihood ratio test, the change in discrimination and the integrated discrimination improvement were null together (P = 0.818). Two features of these data explain why: operative records carry no time of day, so a same-day specimen cannot be shown to have preceded the incision; and whether a CRP was ordered at all depended on the clinical picture, its availability ranging from 45% to 65% across the duration strata of the source cohort. Inflammatory markers were the primary exposure of an earlier version of this work, and we now report them as a clearly labeled negative secondary finding.</w:t>
+        <w:t xml:space="preserve"> Preoperative C-reactive protein and the neutrophil count did carry information about the state of the bowel: in the 174 children with complete data the two jointly improved model fit (penalized likelihood ratio P = 0.005), although they changed discrimination little (ΔAUC +0.017). All of that information came from specimens that cannot be placed before the incision. Once specimens drawn on the day of surgery were excluded, the adjusted CRP odds ratio fell to 1.18 (0.70–1.89) and the likelihood ratio test, the change in discrimination and the integrated discrimination improvement all ceased to be significant together (P = 0.818, on the 17 events that remained). Two features of these data explain why: operative records carry no time of day, so a same-day specimen cannot be shown to have preceded the incision; and whether a CRP was ordered at all depended on the clinical picture, its availability ranging from 45% to 65% across the duration strata of the source cohort. Inflammatory markers were the primary exposure of an earlier version of this work, and we now report them as a clearly labeled negative secondary finding.</w:t>
       </w:r>
     </w:p>
     <w:p>
@@ -169,7 +169,7 @@
     </w:p>
     <w:p>
       <w:r>
-        <w:t>The manuscript comprises 5,656 words of main text with a 247-word structured abstract, 23 references, 4 tables and 4 figures, together with supplementary material comprising 4 tables and a supplementary methods document of six sections. It is reported in accordance with the TRIPOD statement, and a completed TRIPOD checklist accompanies the submission.</w:t>
+        <w:t xml:space="preserve">The manuscript comprises 5,711 words of main text with a 250-word structured abstract, 21 references, 4 tables and 4 figures, together with supplementary material comprising 4 tables and a supplementary methods document of six sections. It is reported in accordance with the TRIPOD statement, and a completed TRIPOD checklist accompanies the submission.</w:t>
       </w:r>
     </w:p>
     <w:p>
